--- a/docs/Documento Preliminar/Formato Documento preliminar Profesor Actualizado.docx
+++ b/docs/Documento Preliminar/Formato Documento preliminar Profesor Actualizado.docx
@@ -98,7 +98,7 @@
           </mc:Choice>
           <mc:Fallback>
             <w:pict>
-              <v:rect w14:anchorId="024EE3E4" id="Rectángulo 1" o:spid="_x0000_s1026" style="position:absolute;left:0;text-align:left;margin-left:-5.25pt;margin-top:-11.25pt;width:515.25pt;height:671.25pt;z-index:-251656192;visibility:visible;mso-wrap-style:square;mso-width-percent:0;mso-height-percent:0;mso-wrap-distance-left:9pt;mso-wrap-distance-top:0;mso-wrap-distance-right:9pt;mso-wrap-distance-bottom:0;mso-position-horizontal:absolute;mso-position-horizontal-relative:text;mso-position-vertical:absolute;mso-position-vertical-relative:text;mso-width-percent:0;mso-height-percent:0;mso-width-relative:page;mso-height-relative:page;v-text-anchor:top" o:gfxdata="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" strokecolor="#5454e9" strokeweight="6pt">
+              <v:rect w14:anchorId="024EE3E4" id="Rectángulo 1" o:spid="_x0000_s1026" style="position:absolute;left:0;text-align:left;margin-left:-5.25pt;margin-top:-11.25pt;width:515.25pt;height:671.25pt;z-index:-251656192;visibility:visible;mso-wrap-style:square;mso-width-percent:0;mso-height-percent:0;mso-wrap-distance-left:9pt;mso-wrap-distance-top:0;mso-wrap-distance-right:9pt;mso-wrap-distance-bottom:0;mso-position-horizontal:absolute;mso-position-horizontal-relative:text;mso-position-vertical:absolute;mso-position-vertical-relative:text;mso-width-percent:0;mso-height-percent:0;mso-width-relative:page;mso-height-relative:page;v-text-anchor:top" o:gfxdata="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" strokecolor="#5454e9" strokeweight="6pt">
                 <v:textbox>
                   <w:txbxContent>
                     <w:p>
